--- a/fixtures/acfc_shapes/frd/f1_pair_1.docx
+++ b/fixtures/acfc_shapes/frd/f1_pair_1.docx
@@ -393,7 +393,7 @@
         <w:tc>
           <w:p>
             <w:r>
-              <w:t xml:space="preserve">Accumulators</w:t>
+              <w:t xml:space="preserve">Descriptive Metadata for the ingestion of Pharmacy Accumulators Inbound files from VENDOR_A into Lake House</w:t>
             </w:r>
           </w:p>
         </w:tc>
@@ -485,7 +485,25 @@
         <w:tc>
           <w:p>
             <w:r>
-              <w:t xml:space="preserve">Accumulators</w:t>
+              <w:t xml:space="preserve">LOB_A outbound: I_ACCUM_*_TO_CLIENT_*.csv</w:t>
+            </w:r>
+            <w:r>
+              <w:br/>
+            </w:r>
+            <w:r>
+              <w:t xml:space="preserve">LOB_A inbound: I_ACCUM_*_FROM_CLIENT_*.csv</w:t>
+            </w:r>
+            <w:r>
+              <w:br/>
+            </w:r>
+            <w:r>
+              <w:t xml:space="preserve">LOB_B outbound: F_ACCUM_*_TO_CLIENT_*.csv</w:t>
+            </w:r>
+            <w:r>
+              <w:br/>
+            </w:r>
+            <w:r>
+              <w:t xml:space="preserve">LOB_B inbound: F_ACCUM_*_FROM_CLIENT_*.csv</w:t>
             </w:r>
           </w:p>
         </w:tc>
@@ -577,7 +595,13 @@
         <w:tc>
           <w:p>
             <w:r>
-              <w:t xml:space="preserve">pharmacy; accumulator</w:t>
+              <w:t xml:space="preserve">Domain: Pharmacy</w:t>
+            </w:r>
+            <w:r>
+              <w:br/>
+            </w:r>
+            <w:r>
+              <w:t xml:space="preserve">Subdomain: Accumulators</w:t>
             </w:r>
           </w:p>
         </w:tc>
@@ -919,11 +943,7 @@
           </w:p>
         </w:tc>
         <w:tc>
-          <w:p>
-            <w:r>
-              <w:t xml:space="preserve">STG: pr_dlk_vnd_p.stg_vnd_p_accum; STD: pr_std_vnd_p.accum</w:t>
-            </w:r>
-          </w:p>
+          <w:p/>
         </w:tc>
       </w:tr>
       <w:tr>
@@ -944,7 +964,25 @@
         <w:tc>
           <w:p>
             <w:r>
-              <w:t xml:space="preserve">vnd_p_accum_client</w:t>
+              <w:t xml:space="preserve">Staging Layer:</w:t>
+            </w:r>
+            <w:r>
+              <w:br/>
+            </w:r>
+            <w:r>
+              <w:t xml:space="preserve">Table: vnd_p_accum_client</w:t>
+            </w:r>
+            <w:r>
+              <w:br/>
+            </w:r>
+            <w:r>
+              <w:t xml:space="preserve">Standard Layer:</w:t>
+            </w:r>
+            <w:r>
+              <w:br/>
+            </w:r>
+            <w:r>
+              <w:t xml:space="preserve">Table: vnd_p_accum_client</w:t>
             </w:r>
           </w:p>
         </w:tc>

--- a/fixtures/acfc_shapes/frd/f1_pair_1.docx
+++ b/fixtures/acfc_shapes/frd/f1_pair_1.docx
@@ -485,25 +485,49 @@
         <w:tc>
           <w:p>
             <w:r>
-              <w:t xml:space="preserve">LOB_A outbound: I_ACCUM_*_TO_CLIENT_*.csv</w:t>
+              <w:t xml:space="preserve">LOB_A outbound:</w:t>
             </w:r>
             <w:r>
               <w:br/>
             </w:r>
             <w:r>
-              <w:t xml:space="preserve">LOB_A inbound: I_ACCUM_*_FROM_CLIENT_*.csv</w:t>
+              <w:t xml:space="preserve">I_ACCUM_*_TO_CLIENT_*.csv</w:t>
             </w:r>
             <w:r>
               <w:br/>
             </w:r>
             <w:r>
-              <w:t xml:space="preserve">LOB_B outbound: F_ACCUM_*_TO_CLIENT_*.csv</w:t>
+              <w:t xml:space="preserve">LOB_A inbound:</w:t>
             </w:r>
             <w:r>
               <w:br/>
             </w:r>
             <w:r>
-              <w:t xml:space="preserve">LOB_B inbound: F_ACCUM_*_FROM_CLIENT_*.csv</w:t>
+              <w:t xml:space="preserve">I_ACCUM_*_FROM_CLIENT_*.csv</w:t>
+            </w:r>
+            <w:r>
+              <w:br/>
+            </w:r>
+            <w:r>
+              <w:t xml:space="preserve">LOB_B outbound:</w:t>
+            </w:r>
+            <w:r>
+              <w:br/>
+            </w:r>
+            <w:r>
+              <w:t xml:space="preserve">F_ACCUM_*_TO_CLIENT_*.csv</w:t>
+            </w:r>
+            <w:r>
+              <w:br/>
+            </w:r>
+            <w:r>
+              <w:t xml:space="preserve">LOB_B inbound:</w:t>
+            </w:r>
+            <w:r>
+              <w:br/>
+            </w:r>
+            <w:r>
+              <w:t xml:space="preserve">F_ACCUM_*_FROM_CLIENT_*.csv</w:t>
             </w:r>
           </w:p>
         </w:tc>
